--- a/test_data/smlouva19_anon.docx
+++ b/test_data/smlouva19_anon.docx
@@ -136,7 +136,7 @@
         <w:br/>
         <w:t>[[BIRTH_ID_1]]</w:t>
         <w:br/>
-        <w:t>Pojišťovna: OZP, smlouva č. 551784002</w:t>
+        <w:t>Pojišťovna: OZP, smlouva č.[[PHONE_3]]</w:t>
       </w:r>
     </w:p>
     <w:p>
@@ -1159,7 +1159,7 @@
         </w:numPr>
       </w:pPr>
       <w:r>
-        <w:t>Škoda Superb, [[LICENSE_PLATE_3]], [[VIN_1]]</w:t>
+        <w:t>Škoda Superb, [[LICENSE_PLATE_3]], VIN [[VIN_1]]</w:t>
       </w:r>
     </w:p>
     <w:p>
@@ -1541,12 +1541,12 @@
     </w:p>
     <w:p>
       <w:r>
-        <w:t>V Praze dne [[DATE_2]]</w:t>
-      </w:r>
-    </w:p>
-    <w:p>
-      <w:r>
-        <w:t>Za poskytovatele: MUDr. [[PERSON_29]], Ph.D.</w:t>
+        <w:t>[[ADDRESS_3]] dne [[DATE_2]]</w:t>
+      </w:r>
+    </w:p>
+    <w:p>
+      <w:r>
+        <w:t>Za poskytovatele: MUDr. [[PERSON_1]], Ph.D.</w:t>
         <w:br/>
         <w:t>Za pacientku: Mgr. [[PERSON_2]]</w:t>
       </w:r>

--- a/test_data/smlouva19_anon.docx
+++ b/test_data/smlouva19_anon.docx
@@ -96,7 +96,7 @@
       <w:r>
         <w:t>Fakultní nemocnice Svaté Markéty, příspěvková organizace</w:t>
         <w:br/>
-        <w:t>[[ADDRESS_1]], 102 00</w:t>
+        <w:t>Sídlo: [[ADDRESS_1]]</w:t>
         <w:br/>
         <w:t>[[ICO_1]]</w:t>
         <w:br/>
@@ -1181,7 +1181,7 @@
         </w:numPr>
       </w:pPr>
       <w:r>
-        <w:t>ambulance tablet: [[IMEI_1]]</w:t>
+        <w:t>ambulance tablet: IM[[LICENSE_PLATE_4]]8119991871</w:t>
       </w:r>
     </w:p>
     <w:p>
@@ -1541,7 +1541,7 @@
     </w:p>
     <w:p>
       <w:r>
-        <w:t>[[ADDRESS_3]] dne [[DATE_2]]</w:t>
+        <w:t>V Praze dne [[DATE_2]]</w:t>
       </w:r>
     </w:p>
     <w:p>
@@ -1553,6 +1553,12 @@
     </w:p>
     <w:p/>
     <w:sectPr>
+      <w:headerReference w:type="default" r:id="rId7"/>
+      <w:footerReference w:type="default" r:id="rId8"/>
+      <w:headerReference w:type="first" r:id="rId9"/>
+      <w:footerReference w:type="first" r:id="rId10"/>
+      <w:headerReference w:type="even" r:id="rId11"/>
+      <w:footerReference w:type="even" r:id="rId12"/>
       <w:pgSz w:w="11906" w:h="16838"/>
       <w:pgMar w:top="1440" w:right="1440" w:bottom="1440" w:left="1440" w:header="708" w:footer="708" w:gutter="0"/>
       <w:cols w:space="708"/>
@@ -1560,6 +1566,66 @@
     </w:sectPr>
   </w:body>
 </w:document>
+</file>
+
+<file path=word/footer1.xml><?xml version="1.0" encoding="utf-8"?>
+<w:ftr xmlns:m="http://schemas.openxmlformats.org/officeDocument/2006/math" xmlns:mc="http://schemas.openxmlformats.org/markup-compatibility/2006" xmlns:mo="http://schemas.microsoft.com/office/mac/office/2008/main" xmlns:mv="urn:schemas-microsoft-com:mac:vml" xmlns:o="urn:schemas-microsoft-com:office:office" xmlns:r="http://schemas.openxmlformats.org/officeDocument/2006/relationships" xmlns:v="urn:schemas-microsoft-com:vml" xmlns:w10="urn:schemas-microsoft-com:office:word" xmlns:w14="http://schemas.microsoft.com/office/word/2010/wordml" xmlns:w="http://schemas.openxmlformats.org/wordprocessingml/2006/main" xmlns:wne="http://schemas.microsoft.com/office/word/2006/wordml" xmlns:wp14="http://schemas.microsoft.com/office/word/2010/wordprocessingDrawing" xmlns:wp="http://schemas.openxmlformats.org/drawingml/2006/wordprocessingDrawing" xmlns:wpc="http://schemas.microsoft.com/office/word/2010/wordprocessingCanvas" xmlns:wpg="http://schemas.microsoft.com/office/word/2010/wordprocessingGroup" xmlns:wpi="http://schemas.microsoft.com/office/word/2010/wordprocessingInk" xmlns:wps="http://schemas.microsoft.com/office/word/2010/wordprocessingShape" mc:Ignorable="w14 wp14">
+  <w:p>
+    <w:pPr>
+      <w:pStyle w:val="Footer"/>
+    </w:pPr>
+  </w:p>
+</w:ftr>
+</file>
+
+<file path=word/footer2.xml><?xml version="1.0" encoding="utf-8"?>
+<w:ftr xmlns:m="http://schemas.openxmlformats.org/officeDocument/2006/math" xmlns:mc="http://schemas.openxmlformats.org/markup-compatibility/2006" xmlns:mo="http://schemas.microsoft.com/office/mac/office/2008/main" xmlns:mv="urn:schemas-microsoft-com:mac:vml" xmlns:o="urn:schemas-microsoft-com:office:office" xmlns:r="http://schemas.openxmlformats.org/officeDocument/2006/relationships" xmlns:v="urn:schemas-microsoft-com:vml" xmlns:w10="urn:schemas-microsoft-com:office:word" xmlns:w14="http://schemas.microsoft.com/office/word/2010/wordml" xmlns:w="http://schemas.openxmlformats.org/wordprocessingml/2006/main" xmlns:wne="http://schemas.microsoft.com/office/word/2006/wordml" xmlns:wp14="http://schemas.microsoft.com/office/word/2010/wordprocessingDrawing" xmlns:wp="http://schemas.openxmlformats.org/drawingml/2006/wordprocessingDrawing" xmlns:wpc="http://schemas.microsoft.com/office/word/2010/wordprocessingCanvas" xmlns:wpg="http://schemas.microsoft.com/office/word/2010/wordprocessingGroup" xmlns:wpi="http://schemas.microsoft.com/office/word/2010/wordprocessingInk" xmlns:wps="http://schemas.microsoft.com/office/word/2010/wordprocessingShape" mc:Ignorable="w14 wp14">
+  <w:p>
+    <w:pPr>
+      <w:pStyle w:val="Footer"/>
+    </w:pPr>
+  </w:p>
+</w:ftr>
+</file>
+
+<file path=word/footer3.xml><?xml version="1.0" encoding="utf-8"?>
+<w:ftr xmlns:m="http://schemas.openxmlformats.org/officeDocument/2006/math" xmlns:mc="http://schemas.openxmlformats.org/markup-compatibility/2006" xmlns:mo="http://schemas.microsoft.com/office/mac/office/2008/main" xmlns:mv="urn:schemas-microsoft-com:mac:vml" xmlns:o="urn:schemas-microsoft-com:office:office" xmlns:r="http://schemas.openxmlformats.org/officeDocument/2006/relationships" xmlns:v="urn:schemas-microsoft-com:vml" xmlns:w10="urn:schemas-microsoft-com:office:word" xmlns:w14="http://schemas.microsoft.com/office/word/2010/wordml" xmlns:w="http://schemas.openxmlformats.org/wordprocessingml/2006/main" xmlns:wne="http://schemas.microsoft.com/office/word/2006/wordml" xmlns:wp14="http://schemas.microsoft.com/office/word/2010/wordprocessingDrawing" xmlns:wp="http://schemas.openxmlformats.org/drawingml/2006/wordprocessingDrawing" xmlns:wpc="http://schemas.microsoft.com/office/word/2010/wordprocessingCanvas" xmlns:wpg="http://schemas.microsoft.com/office/word/2010/wordprocessingGroup" xmlns:wpi="http://schemas.microsoft.com/office/word/2010/wordprocessingInk" xmlns:wps="http://schemas.microsoft.com/office/word/2010/wordprocessingShape" mc:Ignorable="w14 wp14">
+  <w:p>
+    <w:pPr>
+      <w:pStyle w:val="Footer"/>
+    </w:pPr>
+  </w:p>
+</w:ftr>
+</file>
+
+<file path=word/header1.xml><?xml version="1.0" encoding="utf-8"?>
+<w:hdr xmlns:m="http://schemas.openxmlformats.org/officeDocument/2006/math" xmlns:mc="http://schemas.openxmlformats.org/markup-compatibility/2006" xmlns:mo="http://schemas.microsoft.com/office/mac/office/2008/main" xmlns:mv="urn:schemas-microsoft-com:mac:vml" xmlns:o="urn:schemas-microsoft-com:office:office" xmlns:r="http://schemas.openxmlformats.org/officeDocument/2006/relationships" xmlns:v="urn:schemas-microsoft-com:vml" xmlns:w10="urn:schemas-microsoft-com:office:word" xmlns:w14="http://schemas.microsoft.com/office/word/2010/wordml" xmlns:w="http://schemas.openxmlformats.org/wordprocessingml/2006/main" xmlns:wne="http://schemas.microsoft.com/office/word/2006/wordml" xmlns:wp14="http://schemas.microsoft.com/office/word/2010/wordprocessingDrawing" xmlns:wp="http://schemas.openxmlformats.org/drawingml/2006/wordprocessingDrawing" xmlns:wpc="http://schemas.microsoft.com/office/word/2010/wordprocessingCanvas" xmlns:wpg="http://schemas.microsoft.com/office/word/2010/wordprocessingGroup" xmlns:wpi="http://schemas.microsoft.com/office/word/2010/wordprocessingInk" xmlns:wps="http://schemas.microsoft.com/office/word/2010/wordprocessingShape" mc:Ignorable="w14 wp14">
+  <w:p>
+    <w:pPr>
+      <w:pStyle w:val="Header"/>
+    </w:pPr>
+  </w:p>
+</w:hdr>
+</file>
+
+<file path=word/header2.xml><?xml version="1.0" encoding="utf-8"?>
+<w:hdr xmlns:m="http://schemas.openxmlformats.org/officeDocument/2006/math" xmlns:mc="http://schemas.openxmlformats.org/markup-compatibility/2006" xmlns:mo="http://schemas.microsoft.com/office/mac/office/2008/main" xmlns:mv="urn:schemas-microsoft-com:mac:vml" xmlns:o="urn:schemas-microsoft-com:office:office" xmlns:r="http://schemas.openxmlformats.org/officeDocument/2006/relationships" xmlns:v="urn:schemas-microsoft-com:vml" xmlns:w10="urn:schemas-microsoft-com:office:word" xmlns:w14="http://schemas.microsoft.com/office/word/2010/wordml" xmlns:w="http://schemas.openxmlformats.org/wordprocessingml/2006/main" xmlns:wne="http://schemas.microsoft.com/office/word/2006/wordml" xmlns:wp14="http://schemas.microsoft.com/office/word/2010/wordprocessingDrawing" xmlns:wp="http://schemas.openxmlformats.org/drawingml/2006/wordprocessingDrawing" xmlns:wpc="http://schemas.microsoft.com/office/word/2010/wordprocessingCanvas" xmlns:wpg="http://schemas.microsoft.com/office/word/2010/wordprocessingGroup" xmlns:wpi="http://schemas.microsoft.com/office/word/2010/wordprocessingInk" xmlns:wps="http://schemas.microsoft.com/office/word/2010/wordprocessingShape" mc:Ignorable="w14 wp14">
+  <w:p>
+    <w:pPr>
+      <w:pStyle w:val="Header"/>
+    </w:pPr>
+  </w:p>
+</w:hdr>
+</file>
+
+<file path=word/header3.xml><?xml version="1.0" encoding="utf-8"?>
+<w:hdr xmlns:m="http://schemas.openxmlformats.org/officeDocument/2006/math" xmlns:mc="http://schemas.openxmlformats.org/markup-compatibility/2006" xmlns:mo="http://schemas.microsoft.com/office/mac/office/2008/main" xmlns:mv="urn:schemas-microsoft-com:mac:vml" xmlns:o="urn:schemas-microsoft-com:office:office" xmlns:r="http://schemas.openxmlformats.org/officeDocument/2006/relationships" xmlns:v="urn:schemas-microsoft-com:vml" xmlns:w10="urn:schemas-microsoft-com:office:word" xmlns:w14="http://schemas.microsoft.com/office/word/2010/wordml" xmlns:w="http://schemas.openxmlformats.org/wordprocessingml/2006/main" xmlns:wne="http://schemas.microsoft.com/office/word/2006/wordml" xmlns:wp14="http://schemas.microsoft.com/office/word/2010/wordprocessingDrawing" xmlns:wp="http://schemas.openxmlformats.org/drawingml/2006/wordprocessingDrawing" xmlns:wpc="http://schemas.microsoft.com/office/word/2010/wordprocessingCanvas" xmlns:wpg="http://schemas.microsoft.com/office/word/2010/wordprocessingGroup" xmlns:wpi="http://schemas.microsoft.com/office/word/2010/wordprocessingInk" xmlns:wps="http://schemas.microsoft.com/office/word/2010/wordprocessingShape" mc:Ignorable="w14 wp14">
+  <w:p>
+    <w:pPr>
+      <w:pStyle w:val="Header"/>
+    </w:pPr>
+  </w:p>
+</w:hdr>
 </file>
 
 <file path=word/numbering.xml><?xml version="1.0" encoding="utf-8"?>

--- a/test_data/smlouva19_anon.docx
+++ b/test_data/smlouva19_anon.docx
@@ -1148,7 +1148,7 @@
         </w:numPr>
       </w:pPr>
       <w:r>
-        <w:t>Volkswagen Transporter, [[LICENSE_PLATE_1]], VIN WV1ZZZ7HZ[[LICENSE_PLATE_2]]9</w:t>
+        <w:t>Volkswagen Transporter, [[LICENSE_PLATE_1]], VIN [[VIN_1]]</w:t>
       </w:r>
     </w:p>
     <w:p>
@@ -1159,7 +1159,7 @@
         </w:numPr>
       </w:pPr>
       <w:r>
-        <w:t>Škoda Superb, [[LICENSE_PLATE_3]], VIN [[VIN_1]]</w:t>
+        <w:t>Škoda Superb, [[LICENSE_PLATE_2]], VIN [[VIN_2]]</w:t>
       </w:r>
     </w:p>
     <w:p>
@@ -1181,7 +1181,7 @@
         </w:numPr>
       </w:pPr>
       <w:r>
-        <w:t>ambulance tablet: IM[[LICENSE_PLATE_4]]8119991871</w:t>
+        <w:t>ambulance tablet: IM[[LICENSE_PLATE_3]]8119991871</w:t>
       </w:r>
     </w:p>
     <w:p>
